--- a/guess-what/annual-plan.docx
+++ b/guess-what/annual-plan.docx
@@ -68,7 +68,7 @@
           <w:i/>
           <w:sz w:val="20"/>
         </w:rPr>
-        <w:t xml:space="preserve"> (2 lessons a week × 34 weeks). The shaded rows are tests. Move lessons around to fit your school timetable, holidays and quarter dates.</w:t>
+        <w:t xml:space="preserve"> (2 lessons a week × 34 weeks). The shaded rows are tests. Move lessons around to fit your school schedule, holidays and quarter dates.</w:t>
       </w:r>
     </w:p>
     <w:tbl>
@@ -344,7 +344,7 @@
                 <w:i w:val="0"/>
                 <w:sz w:val="18"/>
               </w:rPr>
-              <w:t>The five course characters; revision of personal questions</w:t>
+              <w:t>The five course characters; review of personal questions</w:t>
             </w:r>
           </w:p>
         </w:tc>
@@ -1614,7 +1614,7 @@
                 <w:i w:val="0"/>
                 <w:sz w:val="18"/>
               </w:rPr>
-              <w:t>Unit 1 revision and quiz</w:t>
+              <w:t>Unit 1 review and quiz</w:t>
             </w:r>
           </w:p>
         </w:tc>
@@ -1639,7 +1639,7 @@
                 <w:i w:val="0"/>
                 <w:sz w:val="18"/>
               </w:rPr>
-              <w:t>Revision of Unit 1 language; quick quiz</w:t>
+              <w:t>Review of Unit 1 language; quick quiz</w:t>
             </w:r>
           </w:p>
         </w:tc>
@@ -2522,7 +2522,7 @@
                 <w:i w:val="0"/>
                 <w:sz w:val="18"/>
               </w:rPr>
-              <w:t>Unit 2 revision and quiz</w:t>
+              <w:t>Unit 2 review and quiz</w:t>
             </w:r>
           </w:p>
         </w:tc>
@@ -2548,7 +2548,7 @@
                 <w:i w:val="0"/>
                 <w:sz w:val="18"/>
               </w:rPr>
-              <w:t>Revision of Unit 2; quick quiz</w:t>
+              <w:t>Review of Unit 2; quick quiz</w:t>
             </w:r>
           </w:p>
         </w:tc>
@@ -3040,7 +3040,7 @@
                 <w:i w:val="0"/>
                 <w:sz w:val="18"/>
               </w:rPr>
-              <w:t>Have we got Science on Tuesday?</w:t>
+              <w:t>Do we have Science on Tuesday?</w:t>
             </w:r>
           </w:p>
         </w:tc>
@@ -3066,7 +3066,7 @@
                 <w:i w:val="0"/>
                 <w:sz w:val="18"/>
               </w:rPr>
-              <w:t>Grammar 1 — Have we got …? Yes, we have. / No, we haven't.</w:t>
+              <w:t>Grammar 1 — Do we have …? Yes, we do. / No, we don't.</w:t>
             </w:r>
           </w:p>
         </w:tc>
@@ -3168,7 +3168,7 @@
                 <w:i w:val="0"/>
                 <w:sz w:val="18"/>
               </w:rPr>
-              <w:t>What club has she got?</w:t>
+              <w:t>What club does she have?</w:t>
             </w:r>
           </w:p>
         </w:tc>
@@ -3193,7 +3193,7 @@
                 <w:i w:val="0"/>
                 <w:sz w:val="18"/>
               </w:rPr>
-              <w:t>Grammar 2 — has got, clubs and parts of the day</w:t>
+              <w:t>Grammar 2 — does / has, clubs and parts of the day</w:t>
             </w:r>
           </w:p>
         </w:tc>
@@ -3299,7 +3299,7 @@
                 <w:i w:val="0"/>
                 <w:sz w:val="18"/>
               </w:rPr>
-              <w:t>My favourite day</w:t>
+              <w:t>My favorite day</w:t>
             </w:r>
           </w:p>
         </w:tc>
@@ -3325,7 +3325,7 @@
                 <w:i w:val="0"/>
                 <w:sz w:val="18"/>
               </w:rPr>
-              <w:t>Skills: Listening — Have you got a favourite day of the week? + writing a timetable</w:t>
+              <w:t>Skills: Listening — Do you have a favorite day of the week? + writing a schedule</w:t>
             </w:r>
           </w:p>
         </w:tc>
@@ -3686,7 +3686,7 @@
                 <w:i w:val="0"/>
                 <w:sz w:val="18"/>
               </w:rPr>
-              <w:t>Unit 3 revision and quiz</w:t>
+              <w:t>Unit 3 review and quiz</w:t>
             </w:r>
           </w:p>
         </w:tc>
@@ -3711,7 +3711,7 @@
                 <w:i w:val="0"/>
                 <w:sz w:val="18"/>
               </w:rPr>
-              <w:t>Revision of Unit 3; quick quiz</w:t>
+              <w:t>Review of Unit 3; quick quiz</w:t>
             </w:r>
           </w:p>
         </w:tc>
@@ -4488,7 +4488,7 @@
                 <w:i w:val="0"/>
                 <w:sz w:val="18"/>
               </w:rPr>
-              <w:t>CLIL Maths — What's the time around the world?</w:t>
+              <w:t>CLIL Math — What's the time around the world?</w:t>
             </w:r>
           </w:p>
         </w:tc>
@@ -4594,7 +4594,7 @@
                 <w:i w:val="0"/>
                 <w:sz w:val="18"/>
               </w:rPr>
-              <w:t>Unit 4 revision and quiz</w:t>
+              <w:t>Unit 4 review and quiz</w:t>
             </w:r>
           </w:p>
         </w:tc>
@@ -4620,7 +4620,7 @@
                 <w:i w:val="0"/>
                 <w:sz w:val="18"/>
               </w:rPr>
-              <w:t>Revision of Unit 4; quick quiz</w:t>
+              <w:t>Review of Unit 4; quick quiz</w:t>
             </w:r>
           </w:p>
         </w:tc>
@@ -5758,7 +5758,7 @@
                 <w:i w:val="0"/>
                 <w:sz w:val="18"/>
               </w:rPr>
-              <w:t>Unit 5 revision and quiz</w:t>
+              <w:t>Unit 5 review and quiz</w:t>
             </w:r>
           </w:p>
         </w:tc>
@@ -5783,7 +5783,7 @@
                 <w:i w:val="0"/>
                 <w:sz w:val="18"/>
               </w:rPr>
-              <w:t>Revision of Unit 5; quick quiz</w:t>
+              <w:t>Review of Unit 5; quick quiz</w:t>
             </w:r>
           </w:p>
         </w:tc>
@@ -6666,7 +6666,7 @@
                 <w:i w:val="0"/>
                 <w:sz w:val="18"/>
               </w:rPr>
-              <w:t>Unit 6 revision and quiz</w:t>
+              <w:t>Unit 6 review and quiz</w:t>
             </w:r>
           </w:p>
         </w:tc>
@@ -6692,7 +6692,7 @@
                 <w:i w:val="0"/>
                 <w:sz w:val="18"/>
               </w:rPr>
-              <w:t>Revision of Unit 6; quick quiz</w:t>
+              <w:t>Review of Unit 6; quick quiz</w:t>
             </w:r>
           </w:p>
         </w:tc>
@@ -7830,7 +7830,7 @@
                 <w:i w:val="0"/>
                 <w:sz w:val="18"/>
               </w:rPr>
-              <w:t>Unit 7 revision and quiz</w:t>
+              <w:t>Unit 7 review and quiz</w:t>
             </w:r>
           </w:p>
         </w:tc>
@@ -7855,7 +7855,7 @@
                 <w:i w:val="0"/>
                 <w:sz w:val="18"/>
               </w:rPr>
-              <w:t>Revision of Unit 7; quick quiz</w:t>
+              <w:t>Review of Unit 7; quick quiz</w:t>
             </w:r>
           </w:p>
         </w:tc>
@@ -8348,7 +8348,7 @@
                 <w:i w:val="0"/>
                 <w:sz w:val="18"/>
               </w:rPr>
-              <w:t>What do you like doing on holiday?</w:t>
+              <w:t>What do you like doing on vacation?</w:t>
             </w:r>
           </w:p>
         </w:tc>
@@ -8373,7 +8373,7 @@
                 <w:i w:val="0"/>
                 <w:sz w:val="18"/>
               </w:rPr>
-              <w:t>Skills: Reading and writing — a holiday text and a postcard</w:t>
+              <w:t>Skills: Reading and writing — a vacation text and a postcard</w:t>
             </w:r>
           </w:p>
         </w:tc>
@@ -8607,7 +8607,7 @@
                 <w:i w:val="0"/>
                 <w:sz w:val="18"/>
               </w:rPr>
-              <w:t>Symmetry in the sea</w:t>
+              <w:t>Symmetry in the ocean</w:t>
             </w:r>
           </w:p>
         </w:tc>
@@ -8632,7 +8632,7 @@
                 <w:i w:val="0"/>
                 <w:sz w:val="18"/>
               </w:rPr>
-              <w:t>CLIL Maths — Are sea animals symmetrical?</w:t>
+              <w:t>CLIL Math — Are ocean animals symmetrical?</w:t>
             </w:r>
           </w:p>
         </w:tc>
@@ -8738,7 +8738,7 @@
                 <w:i w:val="0"/>
                 <w:sz w:val="18"/>
               </w:rPr>
-              <w:t>Unit 8 revision and quiz</w:t>
+              <w:t>Unit 8 review and quiz</w:t>
             </w:r>
           </w:p>
         </w:tc>
@@ -8764,7 +8764,7 @@
                 <w:i w:val="0"/>
                 <w:sz w:val="18"/>
               </w:rPr>
-              <w:t>Revision of Unit 8; quick quiz</w:t>
+              <w:t>Review of Unit 8; quick quiz</w:t>
             </w:r>
           </w:p>
         </w:tc>
@@ -9551,7 +9551,7 @@
                 <w:i w:val="0"/>
                 <w:sz w:val="20"/>
               </w:rPr>
-              <w:t>Unit 7, Unit 8 + revision</w:t>
+              <w:t>Unit 7, Unit 8 + review</w:t>
             </w:r>
           </w:p>
         </w:tc>
